--- a/report/titul.docx
+++ b/report/titul.docx
@@ -573,7 +573,7 @@
             <w:tcW w:w="9915" w:type="dxa"/>
             <w:tcBorders>
               <w:top w:val="single" w:color="auto" w:sz="4" w:space="0"/>
-              <w:bottom w:val="single" w:color="auto" w:sz="4" w:space="0"/>
+              <w:bottom w:val="nil"/>
             </w:tcBorders>
           </w:tcPr>
           <w:p>
@@ -609,8 +609,8 @@
           <w:tcPr>
             <w:tcW w:w="9915" w:type="dxa"/>
             <w:tcBorders>
-              <w:top w:val="single" w:color="auto" w:sz="4" w:space="0"/>
-              <w:bottom w:val="single" w:color="auto" w:sz="4" w:space="0"/>
+              <w:top w:val="nil"/>
+              <w:bottom w:val="nil"/>
             </w:tcBorders>
           </w:tcPr>
           <w:p>
@@ -646,8 +646,8 @@
           <w:tcPr>
             <w:tcW w:w="9915" w:type="dxa"/>
             <w:tcBorders>
-              <w:top w:val="single" w:color="auto" w:sz="4" w:space="0"/>
-              <w:bottom w:val="single" w:color="auto" w:sz="4" w:space="0"/>
+              <w:top w:val="nil"/>
+              <w:bottom w:val="nil"/>
             </w:tcBorders>
           </w:tcPr>
           <w:p>
@@ -1112,7 +1112,7 @@
             <w:tcBorders>
               <w:top w:val="nil"/>
               <w:left w:val="nil"/>
-              <w:bottom w:val="nil"/>
+              <w:bottom w:val="single" w:color="auto" w:sz="4" w:space="0"/>
               <w:right w:val="nil"/>
             </w:tcBorders>
           </w:tcPr>
@@ -1152,7 +1152,7 @@
             <w:tcBorders>
               <w:top w:val="nil"/>
               <w:left w:val="nil"/>
-              <w:bottom w:val="nil"/>
+              <w:bottom w:val="single" w:color="auto" w:sz="4" w:space="0"/>
               <w:right w:val="nil"/>
             </w:tcBorders>
           </w:tcPr>
@@ -1224,6 +1224,33 @@
           <w:tcPr>
             <w:tcW w:w="3639" w:type="dxa"/>
             <w:tcBorders>
+              <w:top w:val="single" w:color="auto" w:sz="4" w:space="0"/>
+              <w:left w:val="nil"/>
+              <w:bottom w:val="nil"/>
+              <w:right w:val="nil"/>
+            </w:tcBorders>
+          </w:tcPr>
+          <w:p>
+            <w:pPr>
+              <w:jc w:val="center"/>
+              <w:rPr>
+                <w:sz w:val="20"/>
+                <w:szCs w:val="20"/>
+              </w:rPr>
+            </w:pPr>
+            <w:r>
+              <w:rPr>
+                <w:sz w:val="20"/>
+                <w:szCs w:val="20"/>
+              </w:rPr>
+              <w:t>(подпись)</w:t>
+            </w:r>
+          </w:p>
+        </w:tc>
+        <w:tc>
+          <w:tcPr>
+            <w:tcW w:w="142" w:type="dxa"/>
+            <w:tcBorders>
               <w:top w:val="nil"/>
               <w:left w:val="nil"/>
               <w:bottom w:val="nil"/>
@@ -1238,40 +1265,13 @@
                 <w:szCs w:val="20"/>
               </w:rPr>
             </w:pPr>
-            <w:r>
-              <w:rPr>
-                <w:sz w:val="20"/>
-                <w:szCs w:val="20"/>
-              </w:rPr>
-              <w:t>(подпись)</w:t>
-            </w:r>
-          </w:p>
-        </w:tc>
-        <w:tc>
-          <w:tcPr>
-            <w:tcW w:w="142" w:type="dxa"/>
-            <w:tcBorders>
-              <w:top w:val="nil"/>
-              <w:left w:val="nil"/>
-              <w:bottom w:val="nil"/>
-              <w:right w:val="nil"/>
-            </w:tcBorders>
-          </w:tcPr>
-          <w:p>
-            <w:pPr>
-              <w:jc w:val="center"/>
-              <w:rPr>
-                <w:sz w:val="20"/>
-                <w:szCs w:val="20"/>
-              </w:rPr>
-            </w:pPr>
           </w:p>
         </w:tc>
         <w:tc>
           <w:tcPr>
             <w:tcW w:w="2239" w:type="dxa"/>
             <w:tcBorders>
-              <w:top w:val="nil"/>
+              <w:top w:val="single" w:color="auto" w:sz="4" w:space="0"/>
               <w:left w:val="nil"/>
               <w:bottom w:val="nil"/>
               <w:right w:val="nil"/>
@@ -1368,7 +1368,7 @@
             <w:tcBorders>
               <w:top w:val="nil"/>
               <w:left w:val="nil"/>
-              <w:bottom w:val="nil"/>
+              <w:bottom w:val="single" w:color="auto" w:sz="4" w:space="0"/>
               <w:right w:val="nil"/>
             </w:tcBorders>
           </w:tcPr>
@@ -1408,7 +1408,7 @@
             <w:tcBorders>
               <w:top w:val="nil"/>
               <w:left w:val="nil"/>
-              <w:bottom w:val="nil"/>
+              <w:bottom w:val="single" w:color="auto" w:sz="4" w:space="0"/>
               <w:right w:val="nil"/>
             </w:tcBorders>
           </w:tcPr>
@@ -1461,6 +1461,33 @@
           <w:tcPr>
             <w:tcW w:w="3639" w:type="dxa"/>
             <w:tcBorders>
+              <w:top w:val="single" w:color="auto" w:sz="4" w:space="0"/>
+              <w:left w:val="nil"/>
+              <w:bottom w:val="nil"/>
+              <w:right w:val="nil"/>
+            </w:tcBorders>
+          </w:tcPr>
+          <w:p>
+            <w:pPr>
+              <w:jc w:val="center"/>
+              <w:rPr>
+                <w:sz w:val="20"/>
+                <w:szCs w:val="20"/>
+              </w:rPr>
+            </w:pPr>
+            <w:r>
+              <w:rPr>
+                <w:sz w:val="20"/>
+                <w:szCs w:val="20"/>
+              </w:rPr>
+              <w:t>(подпись)</w:t>
+            </w:r>
+          </w:p>
+        </w:tc>
+        <w:tc>
+          <w:tcPr>
+            <w:tcW w:w="142" w:type="dxa"/>
+            <w:tcBorders>
               <w:top w:val="nil"/>
               <w:left w:val="nil"/>
               <w:bottom w:val="nil"/>
@@ -1475,40 +1502,13 @@
                 <w:szCs w:val="20"/>
               </w:rPr>
             </w:pPr>
-            <w:r>
-              <w:rPr>
-                <w:sz w:val="20"/>
-                <w:szCs w:val="20"/>
-              </w:rPr>
-              <w:t>(подпись)</w:t>
-            </w:r>
-          </w:p>
-        </w:tc>
-        <w:tc>
-          <w:tcPr>
-            <w:tcW w:w="142" w:type="dxa"/>
-            <w:tcBorders>
-              <w:top w:val="nil"/>
-              <w:left w:val="nil"/>
-              <w:bottom w:val="nil"/>
-              <w:right w:val="nil"/>
-            </w:tcBorders>
-          </w:tcPr>
-          <w:p>
-            <w:pPr>
-              <w:jc w:val="center"/>
-              <w:rPr>
-                <w:sz w:val="20"/>
-                <w:szCs w:val="20"/>
-              </w:rPr>
-            </w:pPr>
           </w:p>
         </w:tc>
         <w:tc>
           <w:tcPr>
             <w:tcW w:w="2239" w:type="dxa"/>
             <w:tcBorders>
-              <w:top w:val="nil"/>
+              <w:top w:val="single" w:color="auto" w:sz="4" w:space="0"/>
               <w:left w:val="nil"/>
               <w:bottom w:val="nil"/>
               <w:right w:val="nil"/>
@@ -1567,8 +1567,6 @@
           <w:lang w:val="ru-RU"/>
         </w:rPr>
       </w:pPr>
-      <w:bookmarkStart w:id="0" w:name="_GoBack"/>
-      <w:bookmarkEnd w:id="0"/>
       <w:r>
         <w:rPr>
           <w:sz w:val="28"/>
@@ -1625,6 +1623,8 @@
         </w:rPr>
         <w:t xml:space="preserve"> год </w:t>
       </w:r>
+      <w:bookmarkStart w:id="0" w:name="_GoBack"/>
+      <w:bookmarkEnd w:id="0"/>
     </w:p>
     <w:sectPr>
       <w:headerReference r:id="rId3" w:type="default"/>
@@ -2405,7 +2405,7 @@
     <w:lsdException w:qFormat="1" w:unhideWhenUsed="0" w:uiPriority="0" w:semiHidden="0" w:name="Normal"/>
     <w:lsdException w:qFormat="1" w:uiPriority="1" w:name="Default Paragraph Font"/>
     <w:lsdException w:qFormat="1" w:uiPriority="99" w:name="Normal Table"/>
-    <w:lsdException w:unhideWhenUsed="0" w:uiPriority="99" w:name="Placeholder Text"/>
+    <w:lsdException w:qFormat="1" w:unhideWhenUsed="0" w:uiPriority="99" w:name="Placeholder Text"/>
   </w:latentStyles>
   <w:style w:type="paragraph" w:default="1" w:styleId="1">
     <w:name w:val="Normal"/>
@@ -2446,6 +2446,7 @@
   <w:style w:type="character" w:styleId="4">
     <w:name w:val="Placeholder Text"/>
     <w:semiHidden/>
+    <w:qFormat/>
     <w:uiPriority w:val="99"/>
     <w:rPr>
       <w:color w:val="808080"/>
@@ -2453,6 +2454,7 @@
   </w:style>
   <w:style w:type="paragraph" w:customStyle="1" w:styleId="5">
     <w:name w:val="30617510F5064E34A10E4B9F72D3892A"/>
+    <w:qFormat/>
     <w:uiPriority w:val="0"/>
     <w:pPr>
       <w:spacing w:after="160" w:line="259" w:lineRule="auto"/>
